--- a/Collatio/17/1. Textos/1. Marcados/17-D.docx
+++ b/Collatio/17/1. Textos/1. Marcados/17-D.docx
@@ -1,17 +1,17 @@
 
 <file path=word/document.xml><?xml version="1.0" encoding="utf-8"?>
-<w:document xmlns:wpc="http://schemas.microsoft.com/office/word/2010/wordprocessingCanvas" xmlns:cx="http://schemas.microsoft.com/office/drawing/2014/chartex" xmlns:cx1="http://schemas.microsoft.com/office/drawing/2015/9/8/chartex" xmlns:cx2="http://schemas.microsoft.com/office/drawing/2015/10/21/chartex" xmlns:cx3="http://schemas.microsoft.com/office/drawing/2016/5/9/chartex" xmlns:cx4="http://schemas.microsoft.com/office/drawing/2016/5/10/chartex" xmlns:cx5="http://schemas.microsoft.com/office/drawing/2016/5/11/chartex" xmlns:cx6="http://schemas.microsoft.com/office/drawing/2016/5/12/chartex" xmlns:cx7="http://schemas.microsoft.com/office/drawing/2016/5/13/chartex" xmlns:cx8="http://schemas.microsoft.com/office/drawing/2016/5/14/chartex" xmlns:mc="http://schemas.openxmlformats.org/markup-compatibility/2006" xmlns:aink="http://schemas.microsoft.com/office/drawing/2016/ink" xmlns:am3d="http://schemas.microsoft.com/office/drawing/2017/model3d" xmlns:o="urn:schemas-microsoft-com:office:office" xmlns:oel="http://schemas.microsoft.com/office/2019/extlst" xmlns:r="http://schemas.openxmlformats.org/officeDocument/2006/relationships" xmlns:m="http://schemas.openxmlformats.org/officeDocument/2006/math" xmlns:v="urn:schemas-microsoft-com:vml" xmlns:wp14="http://schemas.microsoft.com/office/word/2010/wordprocessingDrawing" xmlns:wp="http://schemas.openxmlformats.org/drawingml/2006/wordprocessingDrawing" xmlns:w10="urn:schemas-microsoft-com:office:word" xmlns:w="http://schemas.openxmlformats.org/wordprocessingml/2006/main" xmlns:w14="http://schemas.microsoft.com/office/word/2010/wordml" xmlns:w15="http://schemas.microsoft.com/office/word/2012/wordml" xmlns:w16cex="http://schemas.microsoft.com/office/word/2018/wordml/cex" xmlns:w16cid="http://schemas.microsoft.com/office/word/2016/wordml/cid" xmlns:w16="http://schemas.microsoft.com/office/word/2018/wordml" xmlns:w16sdtdh="http://schemas.microsoft.com/office/word/2020/wordml/sdtdatahash" xmlns:w16se="http://schemas.microsoft.com/office/word/2015/wordml/symex" xmlns:wpg="http://schemas.microsoft.com/office/word/2010/wordprocessingGroup" xmlns:wpi="http://schemas.microsoft.com/office/word/2010/wordprocessingInk" xmlns:wne="http://schemas.microsoft.com/office/word/2006/wordml" xmlns:wps="http://schemas.microsoft.com/office/word/2010/wordprocessingShape" mc:Ignorable="w14 w15 w16se w16cid w16 w16cex w16sdtdh wp14">
+<w:document xmlns:wpc="http://schemas.microsoft.com/office/word/2010/wordprocessingCanvas" xmlns:cx="http://schemas.microsoft.com/office/drawing/2014/chartex" xmlns:cx1="http://schemas.microsoft.com/office/drawing/2015/9/8/chartex" xmlns:cx2="http://schemas.microsoft.com/office/drawing/2015/10/21/chartex" xmlns:cx3="http://schemas.microsoft.com/office/drawing/2016/5/9/chartex" xmlns:cx4="http://schemas.microsoft.com/office/drawing/2016/5/10/chartex" xmlns:cx5="http://schemas.microsoft.com/office/drawing/2016/5/11/chartex" xmlns:cx6="http://schemas.microsoft.com/office/drawing/2016/5/12/chartex" xmlns:cx7="http://schemas.microsoft.com/office/drawing/2016/5/13/chartex" xmlns:cx8="http://schemas.microsoft.com/office/drawing/2016/5/14/chartex" xmlns:mc="http://schemas.openxmlformats.org/markup-compatibility/2006" xmlns:aink="http://schemas.microsoft.com/office/drawing/2016/ink" xmlns:am3d="http://schemas.microsoft.com/office/drawing/2017/model3d" xmlns:o="urn:schemas-microsoft-com:office:office" xmlns:oel="http://schemas.microsoft.com/office/2019/extlst" xmlns:r="http://schemas.openxmlformats.org/officeDocument/2006/relationships" xmlns:m="http://schemas.openxmlformats.org/officeDocument/2006/math" xmlns:v="urn:schemas-microsoft-com:vml" xmlns:wp14="http://schemas.microsoft.com/office/word/2010/wordprocessingDrawing" xmlns:wp="http://schemas.openxmlformats.org/drawingml/2006/wordprocessingDrawing" xmlns:w10="urn:schemas-microsoft-com:office:word" xmlns:w="http://schemas.openxmlformats.org/wordprocessingml/2006/main" xmlns:w14="http://schemas.microsoft.com/office/word/2010/wordml" xmlns:w15="http://schemas.microsoft.com/office/word/2012/wordml" xmlns:w16cex="http://schemas.microsoft.com/office/word/2018/wordml/cex" xmlns:w16cid="http://schemas.microsoft.com/office/word/2016/wordml/cid" xmlns:w16="http://schemas.microsoft.com/office/word/2018/wordml" xmlns:w16du="http://schemas.microsoft.com/office/word/2023/wordml/word16du" xmlns:w16sdtdh="http://schemas.microsoft.com/office/word/2020/wordml/sdtdatahash" xmlns:w16sdtfl="http://schemas.microsoft.com/office/word/2024/wordml/sdtformatlock" xmlns:w16se="http://schemas.microsoft.com/office/word/2015/wordml/symex" xmlns:wpg="http://schemas.microsoft.com/office/word/2010/wordprocessingGroup" xmlns:wpi="http://schemas.microsoft.com/office/word/2010/wordprocessingInk" xmlns:wne="http://schemas.microsoft.com/office/word/2006/wordml" xmlns:wps="http://schemas.microsoft.com/office/word/2010/wordprocessingShape" mc:Ignorable="w14 w15 w16se w16cid w16 w16cex w16sdtdh w16sdtfl w16du wp14">
   <w:body>
     <w:p>
       <w:pPr>
         <w:rPr>
-          <w:rFonts w:ascii="Garamond" w:hAnsi="Garamond"/>
+          <w:rFonts w:ascii="Brill" w:hAnsi="Brill"/>
           <w:lang w:val="es-ES"/>
         </w:rPr>
       </w:pPr>
       <w:r>
         <w:rPr>
-          <w:rFonts w:ascii="Garamond" w:hAnsi="Garamond"/>
+          <w:rFonts w:ascii="Brill" w:hAnsi="Brill"/>
           <w:color w:val="FF0000"/>
           <w:lang w:val="es-ES"/>
         </w:rPr>
@@ -19,14 +19,430 @@
       </w:r>
       <w:r>
         <w:rPr>
-          <w:rFonts w:ascii="Garamond" w:hAnsi="Garamond"/>
-          <w:lang w:val="es-ES"/>
-        </w:rPr>
-        <w:t xml:space="preserve">Dixo el diciplo maestro ruego te que me digas por que razon quiso el nuestro señor sobir a los cielos el dia que subio estando y santa Maria e los doze apostoles e toda la otra gente que y estavan ayuntados % respondio el maestro e dixo esto te quiero yo dezir e provar luego por natura. natural cosa es que toda agua que ombre trae de sierra mucho alta e despues qu es descendida de yuso al valle conviene por do fue que le fagan caño por do suba tanto como descendio e si gelo non fizieren quiebra se el caño e tiende se el agua por la tierra % pues segun esta descendida del agua puedes tu enderesçar a entender la descendida de Jesucristo que fizo al mundo e la subida qu el fizo del mundo a los cielos ca la descendida del cielo al mundo fue muy grande % E por eso fallamos que dixo san Juan apostol e evangelista en presona de Jesucristo ninguno non subio al cielo si non el que descendio del cielo % E quando el descendio al valle que es la vida carnal d este mundo fue quebrantado el caño por medio e este quebrantamiento fue el dia que lo pusieron los judios en la cruz e alli quebrantaron e tajaron la su vida por medio e as como se </w:t>
-      </w:r>
-      <w:r>
-        <w:rPr>
-          <w:rFonts w:ascii="Garamond" w:hAnsi="Garamond"/>
+          <w:rFonts w:ascii="Brill" w:hAnsi="Brill"/>
+          <w:lang w:val="es-ES"/>
+        </w:rPr>
+        <w:t xml:space="preserve">Dixo el </w:t>
+      </w:r>
+      <w:proofErr w:type="spellStart"/>
+      <w:r>
+        <w:rPr>
+          <w:rFonts w:ascii="Brill" w:hAnsi="Brill"/>
+          <w:lang w:val="es-ES"/>
+        </w:rPr>
+        <w:t>diciplo</w:t>
+      </w:r>
+      <w:proofErr w:type="spellEnd"/>
+      <w:r>
+        <w:rPr>
+          <w:rFonts w:ascii="Brill" w:hAnsi="Brill"/>
+          <w:lang w:val="es-ES"/>
+        </w:rPr>
+        <w:t xml:space="preserve"> maestro ruego te que me digas </w:t>
+      </w:r>
+      <w:proofErr w:type="spellStart"/>
+      <w:r>
+        <w:rPr>
+          <w:rFonts w:ascii="Brill" w:hAnsi="Brill"/>
+          <w:lang w:val="es-ES"/>
+        </w:rPr>
+        <w:t>por que</w:t>
+      </w:r>
+      <w:proofErr w:type="spellEnd"/>
+      <w:r>
+        <w:rPr>
+          <w:rFonts w:ascii="Brill" w:hAnsi="Brill"/>
+          <w:lang w:val="es-ES"/>
+        </w:rPr>
+        <w:t xml:space="preserve"> </w:t>
+      </w:r>
+      <w:proofErr w:type="spellStart"/>
+      <w:r>
+        <w:rPr>
+          <w:rFonts w:ascii="Brill" w:hAnsi="Brill"/>
+          <w:lang w:val="es-ES"/>
+        </w:rPr>
+        <w:t>razon</w:t>
+      </w:r>
+      <w:proofErr w:type="spellEnd"/>
+      <w:r>
+        <w:rPr>
+          <w:rFonts w:ascii="Brill" w:hAnsi="Brill"/>
+          <w:lang w:val="es-ES"/>
+        </w:rPr>
+        <w:t xml:space="preserve"> quiso el nuestro señor sobir a los cielos el </w:t>
+      </w:r>
+      <w:proofErr w:type="spellStart"/>
+      <w:r>
+        <w:rPr>
+          <w:rFonts w:ascii="Brill" w:hAnsi="Brill"/>
+          <w:lang w:val="es-ES"/>
+        </w:rPr>
+        <w:t>dia</w:t>
+      </w:r>
+      <w:proofErr w:type="spellEnd"/>
+      <w:r>
+        <w:rPr>
+          <w:rFonts w:ascii="Brill" w:hAnsi="Brill"/>
+          <w:lang w:val="es-ES"/>
+        </w:rPr>
+        <w:t xml:space="preserve"> que </w:t>
+      </w:r>
+      <w:proofErr w:type="spellStart"/>
+      <w:r>
+        <w:rPr>
+          <w:rFonts w:ascii="Brill" w:hAnsi="Brill"/>
+          <w:lang w:val="es-ES"/>
+        </w:rPr>
+        <w:t>subio</w:t>
+      </w:r>
+      <w:proofErr w:type="spellEnd"/>
+      <w:r>
+        <w:rPr>
+          <w:rFonts w:ascii="Brill" w:hAnsi="Brill"/>
+          <w:lang w:val="es-ES"/>
+        </w:rPr>
+        <w:t xml:space="preserve"> estando y santa </w:t>
+      </w:r>
+      <w:proofErr w:type="spellStart"/>
+      <w:r>
+        <w:rPr>
+          <w:rFonts w:ascii="Brill" w:hAnsi="Brill"/>
+          <w:lang w:val="es-ES"/>
+        </w:rPr>
+        <w:t>Maria</w:t>
+      </w:r>
+      <w:proofErr w:type="spellEnd"/>
+      <w:r>
+        <w:rPr>
+          <w:rFonts w:ascii="Brill" w:hAnsi="Brill"/>
+          <w:lang w:val="es-ES"/>
+        </w:rPr>
+        <w:t xml:space="preserve"> e los doze </w:t>
+      </w:r>
+      <w:proofErr w:type="spellStart"/>
+      <w:r>
+        <w:rPr>
+          <w:rFonts w:ascii="Brill" w:hAnsi="Brill"/>
+          <w:lang w:val="es-ES"/>
+        </w:rPr>
+        <w:t>apostoles</w:t>
+      </w:r>
+      <w:proofErr w:type="spellEnd"/>
+      <w:r>
+        <w:rPr>
+          <w:rFonts w:ascii="Brill" w:hAnsi="Brill"/>
+          <w:lang w:val="es-ES"/>
+        </w:rPr>
+        <w:t xml:space="preserve"> e toda la otra gente que y estavan ayuntados % </w:t>
+      </w:r>
+      <w:proofErr w:type="spellStart"/>
+      <w:r>
+        <w:rPr>
+          <w:rFonts w:ascii="Brill" w:hAnsi="Brill"/>
+          <w:lang w:val="es-ES"/>
+        </w:rPr>
+        <w:t>respondio</w:t>
+      </w:r>
+      <w:proofErr w:type="spellEnd"/>
+      <w:r>
+        <w:rPr>
+          <w:rFonts w:ascii="Brill" w:hAnsi="Brill"/>
+          <w:lang w:val="es-ES"/>
+        </w:rPr>
+        <w:t xml:space="preserve"> el maestro e dixo esto te quiero yo dezir e provar luego por natura. natural cosa es que toda agua que ombre trae de sierra mucho alta e </w:t>
+      </w:r>
+      <w:proofErr w:type="spellStart"/>
+      <w:r>
+        <w:rPr>
+          <w:rFonts w:ascii="Brill" w:hAnsi="Brill"/>
+          <w:lang w:val="es-ES"/>
+        </w:rPr>
+        <w:t>despues</w:t>
+      </w:r>
+      <w:proofErr w:type="spellEnd"/>
+      <w:r>
+        <w:rPr>
+          <w:rFonts w:ascii="Brill" w:hAnsi="Brill"/>
+          <w:lang w:val="es-ES"/>
+        </w:rPr>
+        <w:t xml:space="preserve"> </w:t>
+      </w:r>
+      <w:proofErr w:type="spellStart"/>
+      <w:r>
+        <w:rPr>
+          <w:rFonts w:ascii="Brill" w:hAnsi="Brill"/>
+          <w:lang w:val="es-ES"/>
+        </w:rPr>
+        <w:t>qu</w:t>
+      </w:r>
+      <w:proofErr w:type="spellEnd"/>
+      <w:r>
+        <w:rPr>
+          <w:rFonts w:ascii="Brill" w:hAnsi="Brill"/>
+          <w:lang w:val="es-ES"/>
+        </w:rPr>
+        <w:t xml:space="preserve"> es descendida de yuso al valle conviene por do fue que le fagan caño por do suba tanto como </w:t>
+      </w:r>
+      <w:proofErr w:type="spellStart"/>
+      <w:r>
+        <w:rPr>
+          <w:rFonts w:ascii="Brill" w:hAnsi="Brill"/>
+          <w:lang w:val="es-ES"/>
+        </w:rPr>
+        <w:t>descendio</w:t>
+      </w:r>
+      <w:proofErr w:type="spellEnd"/>
+      <w:r>
+        <w:rPr>
+          <w:rFonts w:ascii="Brill" w:hAnsi="Brill"/>
+          <w:lang w:val="es-ES"/>
+        </w:rPr>
+        <w:t xml:space="preserve"> e si gelo non </w:t>
+      </w:r>
+      <w:proofErr w:type="spellStart"/>
+      <w:r>
+        <w:rPr>
+          <w:rFonts w:ascii="Brill" w:hAnsi="Brill"/>
+          <w:lang w:val="es-ES"/>
+        </w:rPr>
+        <w:t>fizieren</w:t>
+      </w:r>
+      <w:proofErr w:type="spellEnd"/>
+      <w:r>
+        <w:rPr>
+          <w:rFonts w:ascii="Brill" w:hAnsi="Brill"/>
+          <w:lang w:val="es-ES"/>
+        </w:rPr>
+        <w:t xml:space="preserve"> quiebra se el caño e tiende se el agua por la tierra % pues </w:t>
+      </w:r>
+      <w:proofErr w:type="spellStart"/>
+      <w:r>
+        <w:rPr>
+          <w:rFonts w:ascii="Brill" w:hAnsi="Brill"/>
+          <w:lang w:val="es-ES"/>
+        </w:rPr>
+        <w:t>segun</w:t>
+      </w:r>
+      <w:proofErr w:type="spellEnd"/>
+      <w:r>
+        <w:rPr>
+          <w:rFonts w:ascii="Brill" w:hAnsi="Brill"/>
+          <w:lang w:val="es-ES"/>
+        </w:rPr>
+        <w:t xml:space="preserve"> esta descendida del agua puedes tu </w:t>
+      </w:r>
+      <w:proofErr w:type="spellStart"/>
+      <w:r>
+        <w:rPr>
+          <w:rFonts w:ascii="Brill" w:hAnsi="Brill"/>
+          <w:lang w:val="es-ES"/>
+        </w:rPr>
+        <w:t>enderesçar</w:t>
+      </w:r>
+      <w:proofErr w:type="spellEnd"/>
+      <w:r>
+        <w:rPr>
+          <w:rFonts w:ascii="Brill" w:hAnsi="Brill"/>
+          <w:lang w:val="es-ES"/>
+        </w:rPr>
+        <w:t xml:space="preserve"> a entender la descendida de Jesucristo que fizo al mundo </w:t>
+      </w:r>
+      <w:proofErr w:type="spellStart"/>
+      <w:r>
+        <w:rPr>
+          <w:rFonts w:ascii="Brill" w:hAnsi="Brill"/>
+          <w:lang w:val="es-ES"/>
+        </w:rPr>
+        <w:t>e</w:t>
+      </w:r>
+      <w:proofErr w:type="spellEnd"/>
+      <w:r>
+        <w:rPr>
+          <w:rFonts w:ascii="Brill" w:hAnsi="Brill"/>
+          <w:lang w:val="es-ES"/>
+        </w:rPr>
+        <w:t xml:space="preserve"> la subida </w:t>
+      </w:r>
+      <w:proofErr w:type="spellStart"/>
+      <w:r>
+        <w:rPr>
+          <w:rFonts w:ascii="Brill" w:hAnsi="Brill"/>
+          <w:lang w:val="es-ES"/>
+        </w:rPr>
+        <w:t>qu</w:t>
+      </w:r>
+      <w:proofErr w:type="spellEnd"/>
+      <w:r>
+        <w:rPr>
+          <w:rFonts w:ascii="Brill" w:hAnsi="Brill"/>
+          <w:lang w:val="es-ES"/>
+        </w:rPr>
+        <w:t xml:space="preserve"> el fizo del mundo a los cielos ca la descendida del cielo al mundo fue muy grande % E por eso fallamos que dixo san Juan </w:t>
+      </w:r>
+      <w:proofErr w:type="spellStart"/>
+      <w:r>
+        <w:rPr>
+          <w:rFonts w:ascii="Brill" w:hAnsi="Brill"/>
+          <w:lang w:val="es-ES"/>
+        </w:rPr>
+        <w:t>apostol</w:t>
+      </w:r>
+      <w:proofErr w:type="spellEnd"/>
+      <w:r>
+        <w:rPr>
+          <w:rFonts w:ascii="Brill" w:hAnsi="Brill"/>
+          <w:lang w:val="es-ES"/>
+        </w:rPr>
+        <w:t xml:space="preserve"> e evangelista en </w:t>
+      </w:r>
+      <w:proofErr w:type="spellStart"/>
+      <w:r>
+        <w:rPr>
+          <w:rFonts w:ascii="Brill" w:hAnsi="Brill"/>
+          <w:lang w:val="es-ES"/>
+        </w:rPr>
+        <w:t>presona</w:t>
+      </w:r>
+      <w:proofErr w:type="spellEnd"/>
+      <w:r>
+        <w:rPr>
+          <w:rFonts w:ascii="Brill" w:hAnsi="Brill"/>
+          <w:lang w:val="es-ES"/>
+        </w:rPr>
+        <w:t xml:space="preserve"> de Jesucristo ninguno non </w:t>
+      </w:r>
+      <w:proofErr w:type="spellStart"/>
+      <w:r>
+        <w:rPr>
+          <w:rFonts w:ascii="Brill" w:hAnsi="Brill"/>
+          <w:lang w:val="es-ES"/>
+        </w:rPr>
+        <w:t>subio</w:t>
+      </w:r>
+      <w:proofErr w:type="spellEnd"/>
+      <w:r>
+        <w:rPr>
+          <w:rFonts w:ascii="Brill" w:hAnsi="Brill"/>
+          <w:lang w:val="es-ES"/>
+        </w:rPr>
+        <w:t xml:space="preserve"> al cielo si non el que </w:t>
+      </w:r>
+      <w:proofErr w:type="spellStart"/>
+      <w:r>
+        <w:rPr>
+          <w:rFonts w:ascii="Brill" w:hAnsi="Brill"/>
+          <w:lang w:val="es-ES"/>
+        </w:rPr>
+        <w:t>descendio</w:t>
+      </w:r>
+      <w:proofErr w:type="spellEnd"/>
+      <w:r>
+        <w:rPr>
+          <w:rFonts w:ascii="Brill" w:hAnsi="Brill"/>
+          <w:lang w:val="es-ES"/>
+        </w:rPr>
+        <w:t xml:space="preserve"> del cielo % E </w:t>
+      </w:r>
+      <w:proofErr w:type="spellStart"/>
+      <w:r>
+        <w:rPr>
+          <w:rFonts w:ascii="Brill" w:hAnsi="Brill"/>
+          <w:lang w:val="es-ES"/>
+        </w:rPr>
+        <w:t>quando</w:t>
+      </w:r>
+      <w:proofErr w:type="spellEnd"/>
+      <w:r>
+        <w:rPr>
+          <w:rFonts w:ascii="Brill" w:hAnsi="Brill"/>
+          <w:lang w:val="es-ES"/>
+        </w:rPr>
+        <w:t xml:space="preserve"> el </w:t>
+      </w:r>
+      <w:proofErr w:type="spellStart"/>
+      <w:r>
+        <w:rPr>
+          <w:rFonts w:ascii="Brill" w:hAnsi="Brill"/>
+          <w:lang w:val="es-ES"/>
+        </w:rPr>
+        <w:t>descendio</w:t>
+      </w:r>
+      <w:proofErr w:type="spellEnd"/>
+      <w:r>
+        <w:rPr>
+          <w:rFonts w:ascii="Brill" w:hAnsi="Brill"/>
+          <w:lang w:val="es-ES"/>
+        </w:rPr>
+        <w:t xml:space="preserve"> al valle que es la vida carnal d este mundo fue quebrantado el caño por medio </w:t>
+      </w:r>
+      <w:proofErr w:type="spellStart"/>
+      <w:r>
+        <w:rPr>
+          <w:rFonts w:ascii="Brill" w:hAnsi="Brill"/>
+          <w:lang w:val="es-ES"/>
+        </w:rPr>
+        <w:t>e</w:t>
+      </w:r>
+      <w:proofErr w:type="spellEnd"/>
+      <w:r>
+        <w:rPr>
+          <w:rFonts w:ascii="Brill" w:hAnsi="Brill"/>
+          <w:lang w:val="es-ES"/>
+        </w:rPr>
+        <w:t xml:space="preserve"> este quebrantamiento fue el </w:t>
+      </w:r>
+      <w:proofErr w:type="spellStart"/>
+      <w:r>
+        <w:rPr>
+          <w:rFonts w:ascii="Brill" w:hAnsi="Brill"/>
+          <w:lang w:val="es-ES"/>
+        </w:rPr>
+        <w:t>dia</w:t>
+      </w:r>
+      <w:proofErr w:type="spellEnd"/>
+      <w:r>
+        <w:rPr>
+          <w:rFonts w:ascii="Brill" w:hAnsi="Brill"/>
+          <w:lang w:val="es-ES"/>
+        </w:rPr>
+        <w:t xml:space="preserve"> que lo pusieron los </w:t>
+      </w:r>
+      <w:proofErr w:type="spellStart"/>
+      <w:r>
+        <w:rPr>
+          <w:rFonts w:ascii="Brill" w:hAnsi="Brill"/>
+          <w:lang w:val="es-ES"/>
+        </w:rPr>
+        <w:t>judios</w:t>
+      </w:r>
+      <w:proofErr w:type="spellEnd"/>
+      <w:r>
+        <w:rPr>
+          <w:rFonts w:ascii="Brill" w:hAnsi="Brill"/>
+          <w:lang w:val="es-ES"/>
+        </w:rPr>
+        <w:t xml:space="preserve"> en la cruz e </w:t>
+      </w:r>
+      <w:proofErr w:type="spellStart"/>
+      <w:r>
+        <w:rPr>
+          <w:rFonts w:ascii="Brill" w:hAnsi="Brill"/>
+          <w:lang w:val="es-ES"/>
+        </w:rPr>
+        <w:t>alli</w:t>
+      </w:r>
+      <w:proofErr w:type="spellEnd"/>
+      <w:r>
+        <w:rPr>
+          <w:rFonts w:ascii="Brill" w:hAnsi="Brill"/>
+          <w:lang w:val="es-ES"/>
+        </w:rPr>
+        <w:t xml:space="preserve"> quebrantaron e tajaron la su vida por medio e as como se </w:t>
+      </w:r>
+      <w:r>
+        <w:rPr>
+          <w:rFonts w:ascii="Brill" w:hAnsi="Brill"/>
           <w:color w:val="FF0000"/>
           <w:lang w:val="es-ES"/>
         </w:rPr>
@@ -34,25 +450,227 @@
       </w:r>
       <w:r>
         <w:rPr>
-          <w:rFonts w:ascii="Garamond" w:hAnsi="Garamond"/>
-          <w:lang w:val="es-ES"/>
-        </w:rPr>
-        <w:t xml:space="preserve">derrama el agua despues que el caño es quebrado asi fue derramada la su sangre por salvar a todos los del mundo % E este caño fue adobado en el su resçucitamiento que el fizo quando reçucito de muerte a vida en guisa que fue adobado el caño por que pudo tornar el agua a aquella altura donde descendiera asi como </w:t>
-      </w:r>
-      <w:r>
-        <w:rPr>
-          <w:rFonts w:ascii="Garamond" w:hAnsi="Garamond"/>
+          <w:rFonts w:ascii="Brill" w:hAnsi="Brill"/>
+          <w:lang w:val="es-ES"/>
+        </w:rPr>
+        <w:t xml:space="preserve">derrama el agua </w:t>
+      </w:r>
+      <w:proofErr w:type="spellStart"/>
+      <w:r>
+        <w:rPr>
+          <w:rFonts w:ascii="Brill" w:hAnsi="Brill"/>
+          <w:lang w:val="es-ES"/>
+        </w:rPr>
+        <w:t>despues</w:t>
+      </w:r>
+      <w:proofErr w:type="spellEnd"/>
+      <w:r>
+        <w:rPr>
+          <w:rFonts w:ascii="Brill" w:hAnsi="Brill"/>
+          <w:lang w:val="es-ES"/>
+        </w:rPr>
+        <w:t xml:space="preserve"> que el caño es quebrado </w:t>
+      </w:r>
+      <w:proofErr w:type="spellStart"/>
+      <w:r>
+        <w:rPr>
+          <w:rFonts w:ascii="Brill" w:hAnsi="Brill"/>
+          <w:lang w:val="es-ES"/>
+        </w:rPr>
+        <w:t>asi</w:t>
+      </w:r>
+      <w:proofErr w:type="spellEnd"/>
+      <w:r>
+        <w:rPr>
+          <w:rFonts w:ascii="Brill" w:hAnsi="Brill"/>
+          <w:lang w:val="es-ES"/>
+        </w:rPr>
+        <w:t xml:space="preserve"> fue derramada la su sangre por salvar a todos los del mundo % E este caño fue adobado en el </w:t>
+      </w:r>
+      <w:proofErr w:type="spellStart"/>
+      <w:r>
+        <w:rPr>
+          <w:rFonts w:ascii="Brill" w:hAnsi="Brill"/>
+          <w:lang w:val="es-ES"/>
+        </w:rPr>
+        <w:t>su</w:t>
+      </w:r>
+      <w:proofErr w:type="spellEnd"/>
+      <w:r>
+        <w:rPr>
+          <w:rFonts w:ascii="Brill" w:hAnsi="Brill"/>
+          <w:lang w:val="es-ES"/>
+        </w:rPr>
+        <w:t xml:space="preserve"> </w:t>
+      </w:r>
+      <w:proofErr w:type="spellStart"/>
+      <w:r>
+        <w:rPr>
+          <w:rFonts w:ascii="Brill" w:hAnsi="Brill"/>
+          <w:lang w:val="es-ES"/>
+        </w:rPr>
+        <w:t>resçucitamiento</w:t>
+      </w:r>
+      <w:proofErr w:type="spellEnd"/>
+      <w:r>
+        <w:rPr>
+          <w:rFonts w:ascii="Brill" w:hAnsi="Brill"/>
+          <w:lang w:val="es-ES"/>
+        </w:rPr>
+        <w:t xml:space="preserve"> que el fizo </w:t>
+      </w:r>
+      <w:proofErr w:type="spellStart"/>
+      <w:r>
+        <w:rPr>
+          <w:rFonts w:ascii="Brill" w:hAnsi="Brill"/>
+          <w:lang w:val="es-ES"/>
+        </w:rPr>
+        <w:t>quando</w:t>
+      </w:r>
+      <w:proofErr w:type="spellEnd"/>
+      <w:r>
+        <w:rPr>
+          <w:rFonts w:ascii="Brill" w:hAnsi="Brill"/>
+          <w:lang w:val="es-ES"/>
+        </w:rPr>
+        <w:t xml:space="preserve"> </w:t>
+      </w:r>
+      <w:proofErr w:type="spellStart"/>
+      <w:r>
+        <w:rPr>
+          <w:rFonts w:ascii="Brill" w:hAnsi="Brill"/>
+          <w:lang w:val="es-ES"/>
+        </w:rPr>
+        <w:t>reçucito</w:t>
+      </w:r>
+      <w:proofErr w:type="spellEnd"/>
+      <w:r>
+        <w:rPr>
+          <w:rFonts w:ascii="Brill" w:hAnsi="Brill"/>
+          <w:lang w:val="es-ES"/>
+        </w:rPr>
+        <w:t xml:space="preserve"> de muerte a vida en guisa que fue adobado el caño por que pudo tornar el agua a aquella altura donde descendiera </w:t>
+      </w:r>
+      <w:proofErr w:type="spellStart"/>
+      <w:r>
+        <w:rPr>
+          <w:rFonts w:ascii="Brill" w:hAnsi="Brill"/>
+          <w:lang w:val="es-ES"/>
+        </w:rPr>
+        <w:t>asi</w:t>
+      </w:r>
+      <w:proofErr w:type="spellEnd"/>
+      <w:r>
+        <w:rPr>
+          <w:rFonts w:ascii="Brill" w:hAnsi="Brill"/>
+          <w:lang w:val="es-ES"/>
+        </w:rPr>
+        <w:t xml:space="preserve"> como </w:t>
+      </w:r>
+      <w:proofErr w:type="spellStart"/>
+      <w:r>
+        <w:rPr>
+          <w:rFonts w:ascii="Brill" w:hAnsi="Brill"/>
           <w:color w:val="FF0000"/>
           <w:lang w:val="es-ES"/>
         </w:rPr>
-        <w:t xml:space="preserve">asi como </w:t>
-      </w:r>
-      <w:r>
-        <w:rPr>
-          <w:rFonts w:ascii="Garamond" w:hAnsi="Garamond"/>
-          <w:lang w:val="es-ES"/>
-        </w:rPr>
-        <w:t>lo vieron quantos alli estavan todos ayuntados quando lo vieron sobir al cielo a la diestra del su padre corporalmente en la carne que recibio de santa Maria su madre</w:t>
+        <w:t>asi</w:t>
+      </w:r>
+      <w:proofErr w:type="spellEnd"/>
+      <w:r>
+        <w:rPr>
+          <w:rFonts w:ascii="Brill" w:hAnsi="Brill"/>
+          <w:color w:val="FF0000"/>
+          <w:lang w:val="es-ES"/>
+        </w:rPr>
+        <w:t xml:space="preserve"> como </w:t>
+      </w:r>
+      <w:r>
+        <w:rPr>
+          <w:rFonts w:ascii="Brill" w:hAnsi="Brill"/>
+          <w:lang w:val="es-ES"/>
+        </w:rPr>
+        <w:t xml:space="preserve">lo vieron </w:t>
+      </w:r>
+      <w:proofErr w:type="spellStart"/>
+      <w:r>
+        <w:rPr>
+          <w:rFonts w:ascii="Brill" w:hAnsi="Brill"/>
+          <w:lang w:val="es-ES"/>
+        </w:rPr>
+        <w:t>quantos</w:t>
+      </w:r>
+      <w:proofErr w:type="spellEnd"/>
+      <w:r>
+        <w:rPr>
+          <w:rFonts w:ascii="Brill" w:hAnsi="Brill"/>
+          <w:lang w:val="es-ES"/>
+        </w:rPr>
+        <w:t xml:space="preserve"> </w:t>
+      </w:r>
+      <w:proofErr w:type="spellStart"/>
+      <w:r>
+        <w:rPr>
+          <w:rFonts w:ascii="Brill" w:hAnsi="Brill"/>
+          <w:lang w:val="es-ES"/>
+        </w:rPr>
+        <w:t>alli</w:t>
+      </w:r>
+      <w:proofErr w:type="spellEnd"/>
+      <w:r>
+        <w:rPr>
+          <w:rFonts w:ascii="Brill" w:hAnsi="Brill"/>
+          <w:lang w:val="es-ES"/>
+        </w:rPr>
+        <w:t xml:space="preserve"> estavan todos ayuntados </w:t>
+      </w:r>
+      <w:proofErr w:type="spellStart"/>
+      <w:r>
+        <w:rPr>
+          <w:rFonts w:ascii="Brill" w:hAnsi="Brill"/>
+          <w:lang w:val="es-ES"/>
+        </w:rPr>
+        <w:t>quando</w:t>
+      </w:r>
+      <w:proofErr w:type="spellEnd"/>
+      <w:r>
+        <w:rPr>
+          <w:rFonts w:ascii="Brill" w:hAnsi="Brill"/>
+          <w:lang w:val="es-ES"/>
+        </w:rPr>
+        <w:t xml:space="preserve"> lo vieron sobir al cielo a la diestra del su padre corporalmente en la carne que </w:t>
+      </w:r>
+      <w:proofErr w:type="spellStart"/>
+      <w:r>
+        <w:rPr>
+          <w:rFonts w:ascii="Brill" w:hAnsi="Brill"/>
+          <w:lang w:val="es-ES"/>
+        </w:rPr>
+        <w:t>recibio</w:t>
+      </w:r>
+      <w:proofErr w:type="spellEnd"/>
+      <w:r>
+        <w:rPr>
+          <w:rFonts w:ascii="Brill" w:hAnsi="Brill"/>
+          <w:lang w:val="es-ES"/>
+        </w:rPr>
+        <w:t xml:space="preserve"> de santa </w:t>
+      </w:r>
+      <w:proofErr w:type="spellStart"/>
+      <w:r>
+        <w:rPr>
+          <w:rFonts w:ascii="Brill" w:hAnsi="Brill"/>
+          <w:lang w:val="es-ES"/>
+        </w:rPr>
+        <w:t>Maria</w:t>
+      </w:r>
+      <w:proofErr w:type="spellEnd"/>
+      <w:r>
+        <w:rPr>
+          <w:rFonts w:ascii="Brill" w:hAnsi="Brill"/>
+          <w:lang w:val="es-ES"/>
+        </w:rPr>
+        <w:t xml:space="preserve"> su madre</w:t>
       </w:r>
     </w:p>
     <w:sectPr>
@@ -66,7 +684,7 @@
 </file>
 
 <file path=word/styles.xml><?xml version="1.0" encoding="utf-8"?>
-<w:styles xmlns:mc="http://schemas.openxmlformats.org/markup-compatibility/2006" xmlns:r="http://schemas.openxmlformats.org/officeDocument/2006/relationships" xmlns:w="http://schemas.openxmlformats.org/wordprocessingml/2006/main" xmlns:w14="http://schemas.microsoft.com/office/word/2010/wordml" xmlns:w15="http://schemas.microsoft.com/office/word/2012/wordml" xmlns:w16cex="http://schemas.microsoft.com/office/word/2018/wordml/cex" xmlns:w16cid="http://schemas.microsoft.com/office/word/2016/wordml/cid" xmlns:w16="http://schemas.microsoft.com/office/word/2018/wordml" xmlns:w16sdtdh="http://schemas.microsoft.com/office/word/2020/wordml/sdtdatahash" xmlns:w16se="http://schemas.microsoft.com/office/word/2015/wordml/symex" mc:Ignorable="w14 w15 w16se w16cid w16 w16cex w16sdtdh">
+<w:styles xmlns:mc="http://schemas.openxmlformats.org/markup-compatibility/2006" xmlns:r="http://schemas.openxmlformats.org/officeDocument/2006/relationships" xmlns:w="http://schemas.openxmlformats.org/wordprocessingml/2006/main" xmlns:w14="http://schemas.microsoft.com/office/word/2010/wordml" xmlns:w15="http://schemas.microsoft.com/office/word/2012/wordml" xmlns:w16cex="http://schemas.microsoft.com/office/word/2018/wordml/cex" xmlns:w16cid="http://schemas.microsoft.com/office/word/2016/wordml/cid" xmlns:w16="http://schemas.microsoft.com/office/word/2018/wordml" xmlns:w16du="http://schemas.microsoft.com/office/word/2023/wordml/word16du" xmlns:w16sdtdh="http://schemas.microsoft.com/office/word/2020/wordml/sdtdatahash" xmlns:w16sdtfl="http://schemas.microsoft.com/office/word/2024/wordml/sdtformatlock" xmlns:w16se="http://schemas.microsoft.com/office/word/2015/wordml/symex" mc:Ignorable="w14 w15 w16se w16cid w16 w16cex w16sdtdh w16sdtfl w16du">
   <w:docDefaults>
     <w:rPrDefault>
       <w:rPr>
